--- a/snapshots/reports/spotify_2026-05-09.docx
+++ b/snapshots/reports/spotify_2026-05-09.docx
@@ -39,11 +39,48 @@
     </w:p>
     <w:p>
       <w:r>
-        <w:t>Extract: Demo critical update
-We may share personal data with third-party advertising partners,
-charge new service fees, and use user content to improve AI training
-unless you opt out before May 30, 2026.
-Accounts may be suspended if the updated terms are rejected.</w:t>
+        <w:t>Extract: Skip to content
+Spotify
+Premium plans
+Premium Individual
+1 account - For one person.
+Premium Duo
+2 accounts - For couples under one roof.
+Premium Family
+Up to 6 accounts - For family under one roof.
+Premium Student
+1 account - Discount for eligible students.
+Support
+Download
+Sign up
+Log in
+Menu
+Legal
+Terms and Conditions of Use
+Intellectual Property Policy
+Privacy Policy
+User Guidelines
+Paid Subscription Terms
+Watch our personalization explainer video to learn more about this.
+both our free or paid streaming options (each a ‘Service Option’)
+These include Spotify websites, Customer Service and the Community Site.
+From now on, we’ll collectively call these the ‘Spotify Service’.
+Our California Notice at Collection as required by the California Consumer Privacy Act applies to residents of California.
+This Policy is not...
+the Spotify Terms of Use, which is a separate document.
+Safety &amp; Privacy Center:
+See Section 2 ‘Your personal data rights and controls’ for more on user rights.
+Account Privacy:
+Notification Settings:
+Cookies Policy:
+You can also watch our video about Your Privacy Controls.
+by answering your specific questions and requests when you contact us
+use the ‘Download your data’ tool on your Account Privacy page, or
+If you would like more information about how we process your personal data, you can contact us.
+You can edit your User Data under ‘Edit profile’ in your account or by contacting us.
+to request deletion of your account data from Spotify and close your account, follow the steps on our support page.
+This data includes your User Data, Usage Data and other data listed in Section 3 ‘Personal data we collect about you’
+for any other deletion requests, you can contact us or reach out to customer support via our chat bot</w:t>
       </w:r>
     </w:p>
     <w:p>
